--- a/Langage.docx
+++ b/Langage.docx
@@ -9,6 +9,7 @@
           <w:rFonts w:cstheme="minorHAnsi"/>
           <w:b/>
           <w:sz w:val="28"/>
+          <w:szCs w:val="28"/>
         </w:rPr>
       </w:pPr>
       <w:r>
@@ -16,6 +17,7 @@
           <w:rFonts w:cstheme="minorHAnsi"/>
           <w:b/>
           <w:sz w:val="28"/>
+          <w:szCs w:val="28"/>
         </w:rPr>
         <w:t>Le langage : le langage est-il le propre de l’Homme ?</w:t>
       </w:r>
@@ -269,13 +271,7 @@
               <w:rPr>
                 <w:rFonts w:asciiTheme="minorHAnsi" w:hAnsiTheme="minorHAnsi" w:cstheme="minorHAnsi"/>
               </w:rPr>
-              <w:t>-</w:t>
-            </w:r>
-            <w:r>
-              <w:rPr>
-                <w:rFonts w:asciiTheme="minorHAnsi" w:hAnsiTheme="minorHAnsi" w:cstheme="minorHAnsi"/>
-              </w:rPr>
-              <w:t>IV</w:t>
+              <w:t>-IV</w:t>
             </w:r>
             <w:r>
               <w:rPr>
@@ -1105,15 +1101,7 @@
                 <w:sz w:val="24"/>
                 <w:szCs w:val="24"/>
               </w:rPr>
-              <w:t>-</w:t>
-            </w:r>
-            <w:r>
-              <w:rPr>
-                <w:rFonts w:cstheme="minorHAnsi"/>
-                <w:sz w:val="24"/>
-                <w:szCs w:val="24"/>
-              </w:rPr>
-              <w:t>IV</w:t>
+              <w:t>-IV</w:t>
             </w:r>
             <w:r>
               <w:rPr>
@@ -1281,21 +1269,33 @@
           <w:rFonts w:eastAsia="Times New Roman" w:cstheme="minorHAnsi"/>
           <w:b/>
           <w:bCs/>
-          <w:sz w:val="27"/>
-          <w:szCs w:val="27"/>
-          <w:lang w:eastAsia="fr-FR"/>
-        </w:rPr>
-      </w:pPr>
-      <w:r>
-        <w:rPr>
-          <w:rFonts w:eastAsia="Times New Roman" w:cstheme="minorHAnsi"/>
-          <w:b/>
-          <w:bCs/>
-          <w:sz w:val="27"/>
-          <w:szCs w:val="27"/>
-          <w:lang w:eastAsia="fr-FR"/>
-        </w:rPr>
-        <w:t>Claude Hagège XXème</w:t>
+          <w:sz w:val="24"/>
+          <w:szCs w:val="24"/>
+          <w:lang w:eastAsia="fr-FR"/>
+        </w:rPr>
+      </w:pPr>
+      <w:r>
+        <w:rPr>
+          <w:rFonts w:eastAsia="Times New Roman" w:cstheme="minorHAnsi"/>
+          <w:b/>
+          <w:bCs/>
+          <w:sz w:val="24"/>
+          <w:szCs w:val="24"/>
+          <w:lang w:eastAsia="fr-FR"/>
+        </w:rPr>
+        <w:t>Claude Hagège XX</w:t>
+      </w:r>
+      <w:r>
+        <w:rPr>
+          <w:rFonts w:eastAsia="Times New Roman" w:cstheme="minorHAnsi"/>
+          <w:b/>
+          <w:bCs/>
+          <w:sz w:val="24"/>
+          <w:szCs w:val="24"/>
+          <w:vertAlign w:val="superscript"/>
+          <w:lang w:eastAsia="fr-FR"/>
+        </w:rPr>
+        <w:t>ème</w:t>
       </w:r>
     </w:p>
     <w:p>
@@ -1520,21 +1520,33 @@
           <w:rFonts w:eastAsia="Times New Roman" w:cstheme="minorHAnsi"/>
           <w:b/>
           <w:bCs/>
-          <w:sz w:val="27"/>
-          <w:szCs w:val="27"/>
-          <w:lang w:eastAsia="fr-FR"/>
-        </w:rPr>
-      </w:pPr>
-      <w:r>
-        <w:rPr>
-          <w:rFonts w:eastAsia="Times New Roman" w:cstheme="minorHAnsi"/>
-          <w:b/>
-          <w:bCs/>
-          <w:sz w:val="27"/>
-          <w:szCs w:val="27"/>
-          <w:lang w:eastAsia="fr-FR"/>
-        </w:rPr>
-        <w:t>Aristote -IVème</w:t>
+          <w:sz w:val="24"/>
+          <w:szCs w:val="24"/>
+          <w:lang w:eastAsia="fr-FR"/>
+        </w:rPr>
+      </w:pPr>
+      <w:r>
+        <w:rPr>
+          <w:rFonts w:eastAsia="Times New Roman" w:cstheme="minorHAnsi"/>
+          <w:b/>
+          <w:bCs/>
+          <w:sz w:val="24"/>
+          <w:szCs w:val="24"/>
+          <w:lang w:eastAsia="fr-FR"/>
+        </w:rPr>
+        <w:t>Aristote -IV</w:t>
+      </w:r>
+      <w:r>
+        <w:rPr>
+          <w:rFonts w:eastAsia="Times New Roman" w:cstheme="minorHAnsi"/>
+          <w:b/>
+          <w:bCs/>
+          <w:sz w:val="24"/>
+          <w:szCs w:val="24"/>
+          <w:vertAlign w:val="superscript"/>
+          <w:lang w:eastAsia="fr-FR"/>
+        </w:rPr>
+        <w:t>ème</w:t>
       </w:r>
     </w:p>
     <w:p>
@@ -1704,22 +1716,34 @@
           <w:rFonts w:eastAsia="Times New Roman" w:cstheme="minorHAnsi"/>
           <w:b/>
           <w:bCs/>
-          <w:sz w:val="27"/>
-          <w:szCs w:val="27"/>
-          <w:lang w:eastAsia="fr-FR"/>
-        </w:rPr>
-      </w:pPr>
-      <w:r>
-        <w:rPr>
-          <w:rFonts w:eastAsia="Times New Roman" w:cstheme="minorHAnsi"/>
-          <w:b/>
-          <w:bCs/>
-          <w:sz w:val="27"/>
-          <w:szCs w:val="27"/>
+          <w:sz w:val="24"/>
+          <w:szCs w:val="24"/>
+          <w:lang w:eastAsia="fr-FR"/>
+        </w:rPr>
+      </w:pPr>
+      <w:r>
+        <w:rPr>
+          <w:rFonts w:eastAsia="Times New Roman" w:cstheme="minorHAnsi"/>
+          <w:b/>
+          <w:bCs/>
+          <w:sz w:val="24"/>
+          <w:szCs w:val="24"/>
           <w:lang w:eastAsia="fr-FR"/>
         </w:rPr>
         <w:lastRenderedPageBreak/>
-        <w:t>Henri Bergson XIXème</w:t>
+        <w:t>Henri Bergson XIX</w:t>
+      </w:r>
+      <w:r>
+        <w:rPr>
+          <w:rFonts w:eastAsia="Times New Roman" w:cstheme="minorHAnsi"/>
+          <w:b/>
+          <w:bCs/>
+          <w:sz w:val="24"/>
+          <w:szCs w:val="24"/>
+          <w:vertAlign w:val="superscript"/>
+          <w:lang w:eastAsia="fr-FR"/>
+        </w:rPr>
+        <w:t>ème</w:t>
       </w:r>
     </w:p>
     <w:p>
@@ -1858,21 +1882,33 @@
           <w:rFonts w:eastAsia="Times New Roman" w:cstheme="minorHAnsi"/>
           <w:b/>
           <w:bCs/>
-          <w:sz w:val="27"/>
-          <w:szCs w:val="27"/>
-          <w:lang w:eastAsia="fr-FR"/>
-        </w:rPr>
-      </w:pPr>
-      <w:r>
-        <w:rPr>
-          <w:rFonts w:eastAsia="Times New Roman" w:cstheme="minorHAnsi"/>
-          <w:b/>
-          <w:bCs/>
-          <w:sz w:val="27"/>
-          <w:szCs w:val="27"/>
-          <w:lang w:eastAsia="fr-FR"/>
-        </w:rPr>
-        <w:t>Jean-Jacques Rousseau XVIIIème</w:t>
+          <w:sz w:val="24"/>
+          <w:szCs w:val="24"/>
+          <w:lang w:eastAsia="fr-FR"/>
+        </w:rPr>
+      </w:pPr>
+      <w:r>
+        <w:rPr>
+          <w:rFonts w:eastAsia="Times New Roman" w:cstheme="minorHAnsi"/>
+          <w:b/>
+          <w:bCs/>
+          <w:sz w:val="24"/>
+          <w:szCs w:val="24"/>
+          <w:lang w:eastAsia="fr-FR"/>
+        </w:rPr>
+        <w:t>Jean-Jacques Rousseau XVIII</w:t>
+      </w:r>
+      <w:r>
+        <w:rPr>
+          <w:rFonts w:eastAsia="Times New Roman" w:cstheme="minorHAnsi"/>
+          <w:b/>
+          <w:bCs/>
+          <w:sz w:val="24"/>
+          <w:szCs w:val="24"/>
+          <w:vertAlign w:val="superscript"/>
+          <w:lang w:eastAsia="fr-FR"/>
+        </w:rPr>
+        <w:t>ème</w:t>
       </w:r>
     </w:p>
     <w:p>
@@ -2042,21 +2078,33 @@
           <w:rFonts w:eastAsia="Times New Roman" w:cstheme="minorHAnsi"/>
           <w:b/>
           <w:bCs/>
-          <w:sz w:val="27"/>
-          <w:szCs w:val="27"/>
-          <w:lang w:eastAsia="fr-FR"/>
-        </w:rPr>
-      </w:pPr>
-      <w:r>
-        <w:rPr>
-          <w:rFonts w:eastAsia="Times New Roman" w:cstheme="minorHAnsi"/>
-          <w:b/>
-          <w:bCs/>
-          <w:sz w:val="27"/>
-          <w:szCs w:val="27"/>
-          <w:lang w:eastAsia="fr-FR"/>
-        </w:rPr>
-        <w:t>Montaigne XVIème</w:t>
+          <w:sz w:val="24"/>
+          <w:szCs w:val="24"/>
+          <w:lang w:eastAsia="fr-FR"/>
+        </w:rPr>
+      </w:pPr>
+      <w:r>
+        <w:rPr>
+          <w:rFonts w:eastAsia="Times New Roman" w:cstheme="minorHAnsi"/>
+          <w:b/>
+          <w:bCs/>
+          <w:sz w:val="24"/>
+          <w:szCs w:val="24"/>
+          <w:lang w:eastAsia="fr-FR"/>
+        </w:rPr>
+        <w:t>Montaigne XVI</w:t>
+      </w:r>
+      <w:r>
+        <w:rPr>
+          <w:rFonts w:eastAsia="Times New Roman" w:cstheme="minorHAnsi"/>
+          <w:b/>
+          <w:bCs/>
+          <w:sz w:val="24"/>
+          <w:szCs w:val="24"/>
+          <w:vertAlign w:val="superscript"/>
+          <w:lang w:eastAsia="fr-FR"/>
+        </w:rPr>
+        <w:t>ème</w:t>
       </w:r>
     </w:p>
     <w:p>
@@ -2171,21 +2219,33 @@
           <w:rFonts w:eastAsia="Times New Roman" w:cstheme="minorHAnsi"/>
           <w:b/>
           <w:bCs/>
-          <w:sz w:val="27"/>
-          <w:szCs w:val="27"/>
-          <w:lang w:eastAsia="fr-FR"/>
-        </w:rPr>
-      </w:pPr>
-      <w:r>
-        <w:rPr>
-          <w:rFonts w:eastAsia="Times New Roman" w:cstheme="minorHAnsi"/>
-          <w:b/>
-          <w:bCs/>
-          <w:sz w:val="27"/>
-          <w:szCs w:val="27"/>
-          <w:lang w:eastAsia="fr-FR"/>
-        </w:rPr>
-        <w:t>Karl von Frisch XXème</w:t>
+          <w:sz w:val="24"/>
+          <w:szCs w:val="24"/>
+          <w:lang w:eastAsia="fr-FR"/>
+        </w:rPr>
+      </w:pPr>
+      <w:r>
+        <w:rPr>
+          <w:rFonts w:eastAsia="Times New Roman" w:cstheme="minorHAnsi"/>
+          <w:b/>
+          <w:bCs/>
+          <w:sz w:val="24"/>
+          <w:szCs w:val="24"/>
+          <w:lang w:eastAsia="fr-FR"/>
+        </w:rPr>
+        <w:t>Karl von Frisch XX</w:t>
+      </w:r>
+      <w:r>
+        <w:rPr>
+          <w:rFonts w:eastAsia="Times New Roman" w:cstheme="minorHAnsi"/>
+          <w:b/>
+          <w:bCs/>
+          <w:sz w:val="24"/>
+          <w:szCs w:val="24"/>
+          <w:vertAlign w:val="superscript"/>
+          <w:lang w:eastAsia="fr-FR"/>
+        </w:rPr>
+        <w:t>ème</w:t>
       </w:r>
     </w:p>
     <w:p>
@@ -2325,21 +2385,33 @@
           <w:rFonts w:eastAsia="Times New Roman" w:cstheme="minorHAnsi"/>
           <w:b/>
           <w:bCs/>
-          <w:sz w:val="27"/>
-          <w:szCs w:val="27"/>
-          <w:lang w:eastAsia="fr-FR"/>
-        </w:rPr>
-      </w:pPr>
-      <w:r>
-        <w:rPr>
-          <w:rFonts w:eastAsia="Times New Roman" w:cstheme="minorHAnsi"/>
-          <w:b/>
-          <w:bCs/>
-          <w:sz w:val="27"/>
-          <w:szCs w:val="27"/>
-          <w:lang w:eastAsia="fr-FR"/>
-        </w:rPr>
-        <w:t>Émile Benveniste XXème</w:t>
+          <w:sz w:val="24"/>
+          <w:szCs w:val="24"/>
+          <w:lang w:eastAsia="fr-FR"/>
+        </w:rPr>
+      </w:pPr>
+      <w:r>
+        <w:rPr>
+          <w:rFonts w:eastAsia="Times New Roman" w:cstheme="minorHAnsi"/>
+          <w:b/>
+          <w:bCs/>
+          <w:sz w:val="24"/>
+          <w:szCs w:val="24"/>
+          <w:lang w:eastAsia="fr-FR"/>
+        </w:rPr>
+        <w:t>Émile Benveniste XX</w:t>
+      </w:r>
+      <w:r>
+        <w:rPr>
+          <w:rFonts w:eastAsia="Times New Roman" w:cstheme="minorHAnsi"/>
+          <w:b/>
+          <w:bCs/>
+          <w:sz w:val="24"/>
+          <w:szCs w:val="24"/>
+          <w:vertAlign w:val="superscript"/>
+          <w:lang w:eastAsia="fr-FR"/>
+        </w:rPr>
+        <w:t>ème</w:t>
       </w:r>
     </w:p>
     <w:p>
@@ -2522,21 +2594,33 @@
           <w:rFonts w:eastAsia="Times New Roman" w:cstheme="minorHAnsi"/>
           <w:b/>
           <w:bCs/>
-          <w:sz w:val="27"/>
-          <w:szCs w:val="27"/>
-          <w:lang w:eastAsia="fr-FR"/>
-        </w:rPr>
-      </w:pPr>
-      <w:r>
-        <w:rPr>
-          <w:rFonts w:eastAsia="Times New Roman" w:cstheme="minorHAnsi"/>
-          <w:b/>
-          <w:bCs/>
-          <w:sz w:val="27"/>
-          <w:szCs w:val="27"/>
-          <w:lang w:eastAsia="fr-FR"/>
-        </w:rPr>
-        <w:t>Descartes XVIIème</w:t>
+          <w:sz w:val="24"/>
+          <w:szCs w:val="24"/>
+          <w:lang w:eastAsia="fr-FR"/>
+        </w:rPr>
+      </w:pPr>
+      <w:r>
+        <w:rPr>
+          <w:rFonts w:eastAsia="Times New Roman" w:cstheme="minorHAnsi"/>
+          <w:b/>
+          <w:bCs/>
+          <w:sz w:val="24"/>
+          <w:szCs w:val="24"/>
+          <w:lang w:eastAsia="fr-FR"/>
+        </w:rPr>
+        <w:t>Descartes XVII</w:t>
+      </w:r>
+      <w:r>
+        <w:rPr>
+          <w:rFonts w:eastAsia="Times New Roman" w:cstheme="minorHAnsi"/>
+          <w:b/>
+          <w:bCs/>
+          <w:sz w:val="24"/>
+          <w:szCs w:val="24"/>
+          <w:vertAlign w:val="superscript"/>
+          <w:lang w:eastAsia="fr-FR"/>
+        </w:rPr>
+        <w:t>ème</w:t>
       </w:r>
     </w:p>
     <w:p>
@@ -2706,21 +2790,33 @@
           <w:rFonts w:eastAsia="Times New Roman" w:cstheme="minorHAnsi"/>
           <w:b/>
           <w:bCs/>
-          <w:sz w:val="27"/>
-          <w:szCs w:val="27"/>
-          <w:lang w:eastAsia="fr-FR"/>
-        </w:rPr>
-      </w:pPr>
-      <w:r>
-        <w:rPr>
-          <w:rFonts w:eastAsia="Times New Roman" w:cstheme="minorHAnsi"/>
-          <w:b/>
-          <w:bCs/>
-          <w:sz w:val="27"/>
-          <w:szCs w:val="27"/>
-          <w:lang w:eastAsia="fr-FR"/>
-        </w:rPr>
-        <w:t>Émile Benveniste XXème</w:t>
+          <w:sz w:val="24"/>
+          <w:szCs w:val="24"/>
+          <w:lang w:eastAsia="fr-FR"/>
+        </w:rPr>
+      </w:pPr>
+      <w:r>
+        <w:rPr>
+          <w:rFonts w:eastAsia="Times New Roman" w:cstheme="minorHAnsi"/>
+          <w:b/>
+          <w:bCs/>
+          <w:sz w:val="24"/>
+          <w:szCs w:val="24"/>
+          <w:lang w:eastAsia="fr-FR"/>
+        </w:rPr>
+        <w:t>Émile Benveniste XX</w:t>
+      </w:r>
+      <w:r>
+        <w:rPr>
+          <w:rFonts w:eastAsia="Times New Roman" w:cstheme="minorHAnsi"/>
+          <w:b/>
+          <w:bCs/>
+          <w:sz w:val="24"/>
+          <w:szCs w:val="24"/>
+          <w:vertAlign w:val="superscript"/>
+          <w:lang w:eastAsia="fr-FR"/>
+        </w:rPr>
+        <w:t>ème</w:t>
       </w:r>
     </w:p>
     <w:p>
@@ -2930,21 +3026,33 @@
           <w:rFonts w:eastAsia="Times New Roman" w:cstheme="minorHAnsi"/>
           <w:b/>
           <w:bCs/>
-          <w:sz w:val="27"/>
-          <w:szCs w:val="27"/>
-          <w:lang w:eastAsia="fr-FR"/>
-        </w:rPr>
-      </w:pPr>
-      <w:r>
-        <w:rPr>
-          <w:rFonts w:eastAsia="Times New Roman" w:cstheme="minorHAnsi"/>
-          <w:b/>
-          <w:bCs/>
-          <w:sz w:val="27"/>
-          <w:szCs w:val="27"/>
-          <w:lang w:eastAsia="fr-FR"/>
-        </w:rPr>
-        <w:t>Victor Klemperer XXème</w:t>
+          <w:sz w:val="24"/>
+          <w:szCs w:val="24"/>
+          <w:lang w:eastAsia="fr-FR"/>
+        </w:rPr>
+      </w:pPr>
+      <w:r>
+        <w:rPr>
+          <w:rFonts w:eastAsia="Times New Roman" w:cstheme="minorHAnsi"/>
+          <w:b/>
+          <w:bCs/>
+          <w:sz w:val="24"/>
+          <w:szCs w:val="24"/>
+          <w:lang w:eastAsia="fr-FR"/>
+        </w:rPr>
+        <w:t>Victor Klemperer XX</w:t>
+      </w:r>
+      <w:r>
+        <w:rPr>
+          <w:rFonts w:eastAsia="Times New Roman" w:cstheme="minorHAnsi"/>
+          <w:b/>
+          <w:bCs/>
+          <w:sz w:val="24"/>
+          <w:szCs w:val="24"/>
+          <w:vertAlign w:val="superscript"/>
+          <w:lang w:eastAsia="fr-FR"/>
+        </w:rPr>
+        <w:t>ème</w:t>
       </w:r>
     </w:p>
     <w:p>
@@ -3104,21 +3212,33 @@
           <w:rFonts w:eastAsia="Times New Roman" w:cstheme="minorHAnsi"/>
           <w:b/>
           <w:bCs/>
-          <w:sz w:val="27"/>
-          <w:szCs w:val="27"/>
-          <w:lang w:eastAsia="fr-FR"/>
-        </w:rPr>
-      </w:pPr>
-      <w:r>
-        <w:rPr>
-          <w:rFonts w:eastAsia="Times New Roman" w:cstheme="minorHAnsi"/>
-          <w:b/>
-          <w:bCs/>
-          <w:sz w:val="27"/>
-          <w:szCs w:val="27"/>
-          <w:lang w:eastAsia="fr-FR"/>
-        </w:rPr>
-        <w:t>Ferdinand de Saussure XXème</w:t>
+          <w:sz w:val="24"/>
+          <w:szCs w:val="24"/>
+          <w:lang w:eastAsia="fr-FR"/>
+        </w:rPr>
+      </w:pPr>
+      <w:r>
+        <w:rPr>
+          <w:rFonts w:eastAsia="Times New Roman" w:cstheme="minorHAnsi"/>
+          <w:b/>
+          <w:bCs/>
+          <w:sz w:val="24"/>
+          <w:szCs w:val="24"/>
+          <w:lang w:eastAsia="fr-FR"/>
+        </w:rPr>
+        <w:t>Ferdinand de Saussure XX</w:t>
+      </w:r>
+      <w:r>
+        <w:rPr>
+          <w:rFonts w:eastAsia="Times New Roman" w:cstheme="minorHAnsi"/>
+          <w:b/>
+          <w:bCs/>
+          <w:sz w:val="24"/>
+          <w:szCs w:val="24"/>
+          <w:vertAlign w:val="superscript"/>
+          <w:lang w:eastAsia="fr-FR"/>
+        </w:rPr>
+        <w:t>ème</w:t>
       </w:r>
     </w:p>
     <w:p>
@@ -3297,21 +3417,33 @@
           <w:rFonts w:eastAsia="Times New Roman" w:cstheme="minorHAnsi"/>
           <w:b/>
           <w:bCs/>
-          <w:sz w:val="27"/>
-          <w:szCs w:val="27"/>
-          <w:lang w:eastAsia="fr-FR"/>
-        </w:rPr>
-      </w:pPr>
-      <w:r>
-        <w:rPr>
-          <w:rFonts w:eastAsia="Times New Roman" w:cstheme="minorHAnsi"/>
-          <w:b/>
-          <w:bCs/>
-          <w:sz w:val="27"/>
-          <w:szCs w:val="27"/>
-          <w:lang w:eastAsia="fr-FR"/>
-        </w:rPr>
-        <w:t>Platon -IVème</w:t>
+          <w:sz w:val="24"/>
+          <w:szCs w:val="24"/>
+          <w:lang w:eastAsia="fr-FR"/>
+        </w:rPr>
+      </w:pPr>
+      <w:r>
+        <w:rPr>
+          <w:rFonts w:eastAsia="Times New Roman" w:cstheme="minorHAnsi"/>
+          <w:b/>
+          <w:bCs/>
+          <w:sz w:val="24"/>
+          <w:szCs w:val="24"/>
+          <w:lang w:eastAsia="fr-FR"/>
+        </w:rPr>
+        <w:t>Platon -IV</w:t>
+      </w:r>
+      <w:r>
+        <w:rPr>
+          <w:rFonts w:eastAsia="Times New Roman" w:cstheme="minorHAnsi"/>
+          <w:b/>
+          <w:bCs/>
+          <w:sz w:val="24"/>
+          <w:szCs w:val="24"/>
+          <w:vertAlign w:val="superscript"/>
+          <w:lang w:eastAsia="fr-FR"/>
+        </w:rPr>
+        <w:t>ème</w:t>
       </w:r>
     </w:p>
     <w:p>
@@ -3470,21 +3602,33 @@
           <w:rFonts w:eastAsia="Times New Roman" w:cstheme="minorHAnsi"/>
           <w:b/>
           <w:bCs/>
-          <w:sz w:val="27"/>
-          <w:szCs w:val="27"/>
-          <w:lang w:eastAsia="fr-FR"/>
-        </w:rPr>
-      </w:pPr>
-      <w:r>
-        <w:rPr>
-          <w:rFonts w:eastAsia="Times New Roman" w:cstheme="minorHAnsi"/>
-          <w:b/>
-          <w:bCs/>
-          <w:sz w:val="27"/>
-          <w:szCs w:val="27"/>
-          <w:lang w:eastAsia="fr-FR"/>
-        </w:rPr>
-        <w:t>Henri Bergson XIXème</w:t>
+          <w:sz w:val="24"/>
+          <w:szCs w:val="24"/>
+          <w:lang w:eastAsia="fr-FR"/>
+        </w:rPr>
+      </w:pPr>
+      <w:r>
+        <w:rPr>
+          <w:rFonts w:eastAsia="Times New Roman" w:cstheme="minorHAnsi"/>
+          <w:b/>
+          <w:bCs/>
+          <w:sz w:val="24"/>
+          <w:szCs w:val="24"/>
+          <w:lang w:eastAsia="fr-FR"/>
+        </w:rPr>
+        <w:t>Henri Bergson XIX</w:t>
+      </w:r>
+      <w:r>
+        <w:rPr>
+          <w:rFonts w:eastAsia="Times New Roman" w:cstheme="minorHAnsi"/>
+          <w:b/>
+          <w:bCs/>
+          <w:sz w:val="24"/>
+          <w:szCs w:val="24"/>
+          <w:vertAlign w:val="superscript"/>
+          <w:lang w:eastAsia="fr-FR"/>
+        </w:rPr>
+        <w:t>ème</w:t>
       </w:r>
     </w:p>
     <w:p>
@@ -3623,22 +3767,34 @@
           <w:rFonts w:eastAsia="Times New Roman" w:cstheme="minorHAnsi"/>
           <w:b/>
           <w:bCs/>
-          <w:sz w:val="27"/>
-          <w:szCs w:val="27"/>
-          <w:lang w:eastAsia="fr-FR"/>
-        </w:rPr>
-      </w:pPr>
-      <w:r>
-        <w:rPr>
-          <w:rFonts w:eastAsia="Times New Roman" w:cstheme="minorHAnsi"/>
-          <w:b/>
-          <w:bCs/>
-          <w:sz w:val="27"/>
-          <w:szCs w:val="27"/>
+          <w:sz w:val="24"/>
+          <w:szCs w:val="24"/>
+          <w:lang w:eastAsia="fr-FR"/>
+        </w:rPr>
+      </w:pPr>
+      <w:r>
+        <w:rPr>
+          <w:rFonts w:eastAsia="Times New Roman" w:cstheme="minorHAnsi"/>
+          <w:b/>
+          <w:bCs/>
+          <w:sz w:val="24"/>
+          <w:szCs w:val="24"/>
           <w:lang w:eastAsia="fr-FR"/>
         </w:rPr>
         <w:lastRenderedPageBreak/>
-        <w:t>J. L. Austin XXème</w:t>
+        <w:t>J. L. Austin XX</w:t>
+      </w:r>
+      <w:r>
+        <w:rPr>
+          <w:rFonts w:eastAsia="Times New Roman" w:cstheme="minorHAnsi"/>
+          <w:b/>
+          <w:bCs/>
+          <w:sz w:val="24"/>
+          <w:szCs w:val="24"/>
+          <w:vertAlign w:val="superscript"/>
+          <w:lang w:eastAsia="fr-FR"/>
+        </w:rPr>
+        <w:t>ème</w:t>
       </w:r>
     </w:p>
     <w:p>
